--- a/Parallel Systems/Exam perparation/Exam Questions with code.docx
+++ b/Parallel Systems/Exam perparation/Exam Questions with code.docx
@@ -519,23 +519,7 @@
           <w:bCs/>
           <w:color w:val="000000" w:themeColor="text1"/>
         </w:rPr>
-        <w:t>Linear</w:t>
-      </w:r>
-      <w:r>
-        <w:rPr>
-          <w:b/>
-          <w:bCs/>
-          <w:color w:val="000000" w:themeColor="text1"/>
-        </w:rPr>
-        <w:t xml:space="preserve"> </w:t>
-      </w:r>
-      <w:r>
-        <w:rPr>
-          <w:b/>
-          <w:bCs/>
-          <w:color w:val="000000" w:themeColor="text1"/>
-        </w:rPr>
-        <w:t>speedup:</w:t>
+        <w:t>Linear speedup:</w:t>
       </w:r>
       <w:r>
         <w:rPr>
@@ -1629,13 +1613,7 @@
         <w:rPr>
           <w:color w:val="000000" w:themeColor="text1"/>
         </w:rPr>
-        <w:t>Data parallelism means splitting the data into smaller parts and performing the same operation on each part at the same time</w:t>
-      </w:r>
-      <w:r>
-        <w:rPr>
-          <w:color w:val="000000" w:themeColor="text1"/>
-        </w:rPr>
-        <w:t>.</w:t>
+        <w:t>Data parallelism means splitting the data into smaller parts and performing the same operation on each part at the same time.</w:t>
       </w:r>
     </w:p>
     <w:p>
@@ -2082,13 +2060,7 @@
         <w:rPr>
           <w:color w:val="000000" w:themeColor="text1"/>
         </w:rPr>
-        <w:t xml:space="preserve">       </w:t>
-      </w:r>
-      <w:r>
-        <w:rPr>
-          <w:color w:val="000000" w:themeColor="text1"/>
-        </w:rPr>
-        <w:t>Linux creates processes in two steps:</w:t>
+        <w:t xml:space="preserve">       Linux creates processes in two steps:</w:t>
       </w:r>
     </w:p>
     <w:p>
@@ -2552,11 +2524,6 @@
           <w:color w:val="000000" w:themeColor="text1"/>
         </w:rPr>
         <w:tab/>
-      </w:r>
-      <w:r>
-        <w:rPr>
-          <w:color w:val="000000" w:themeColor="text1"/>
-        </w:rPr>
         <w:t>A process can terminate in three main ways:</w:t>
       </w:r>
     </w:p>
@@ -2674,11 +2641,6 @@
           <w:color w:val="000000" w:themeColor="text1"/>
         </w:rPr>
         <w:tab/>
-      </w:r>
-      <w:r>
-        <w:rPr>
-          <w:color w:val="000000" w:themeColor="text1"/>
-        </w:rPr>
         <w:t>A process cannot be restarted after it has terminated.</w:t>
       </w:r>
     </w:p>
@@ -3153,13 +3115,6 @@
           <w:color w:val="000000" w:themeColor="text1"/>
         </w:rPr>
         <w:tab/>
-      </w:r>
-      <w:r>
-        <w:rPr>
-          <w:b/>
-          <w:bCs/>
-          <w:color w:val="000000" w:themeColor="text1"/>
-        </w:rPr>
         <w:t>Synchronous communication (blocking):</w:t>
       </w:r>
     </w:p>
@@ -4319,13 +4274,6 @@
           <w:color w:val="000000" w:themeColor="text1"/>
         </w:rPr>
         <w:tab/>
-      </w:r>
-      <w:r>
-        <w:rPr>
-          <w:b/>
-          <w:bCs/>
-          <w:color w:val="000000" w:themeColor="text1"/>
-        </w:rPr>
         <w:t>Shared Memory:</w:t>
       </w:r>
     </w:p>
@@ -5012,7 +4960,19 @@
         <w:rPr>
           <w:color w:val="000000" w:themeColor="text1"/>
         </w:rPr>
-        <w:t xml:space="preserve">) blocks of full and </w:t>
+        <w:t xml:space="preserve">) blocks </w:t>
+      </w:r>
+      <w:r>
+        <w:rPr>
+          <w:color w:val="000000" w:themeColor="text1"/>
+        </w:rPr>
+        <w:t>i</w:t>
+      </w:r>
+      <w:r>
+        <w:rPr>
+          <w:color w:val="000000" w:themeColor="text1"/>
+        </w:rPr>
+        <w:t xml:space="preserve">f full and </w:t>
       </w:r>
       <w:proofErr w:type="gramStart"/>
       <w:r>
@@ -5705,13 +5665,6 @@
           <w:color w:val="000000" w:themeColor="text1"/>
         </w:rPr>
         <w:tab/>
-      </w:r>
-      <w:r>
-        <w:rPr>
-          <w:b/>
-          <w:bCs/>
-          <w:color w:val="000000" w:themeColor="text1"/>
-        </w:rPr>
         <w:t>Pipeline</w:t>
       </w:r>
     </w:p>
@@ -5890,14 +5843,12 @@
         </w:rPr>
         <w:t xml:space="preserve"> core runs a thread not a process. Process should at least </w:t>
       </w:r>
-      <w:proofErr w:type="gramStart"/>
-      <w:r>
-        <w:rPr>
-          <w:color w:val="000000" w:themeColor="text1"/>
-        </w:rPr>
-        <w:t>has</w:t>
-      </w:r>
-      <w:proofErr w:type="gramEnd"/>
+      <w:r>
+        <w:rPr>
+          <w:color w:val="000000" w:themeColor="text1"/>
+        </w:rPr>
+        <w:t>have</w:t>
+      </w:r>
       <w:r>
         <w:rPr>
           <w:color w:val="000000" w:themeColor="text1"/>
@@ -6637,25 +6588,13 @@
         <w:rPr>
           <w:color w:val="000000" w:themeColor="text1"/>
         </w:rPr>
-        <w:t>A deadlock occurs when threads are waiting for locks that cannot be released, causing them to stop forever.</w:t>
-      </w:r>
-      <w:r>
-        <w:rPr>
-          <w:color w:val="000000" w:themeColor="text1"/>
-        </w:rPr>
-        <w:t xml:space="preserve"> </w:t>
-      </w:r>
-      <w:r>
-        <w:rPr>
-          <w:color w:val="000000" w:themeColor="text1"/>
-        </w:rPr>
-        <w:t>holding one lock and trying to acquire another lock, without releasing the already acquired lock can lead to a deadlock</w:t>
-      </w:r>
-      <w:r>
-        <w:rPr>
-          <w:color w:val="000000" w:themeColor="text1"/>
-        </w:rPr>
-        <w:t>.</w:t>
+        <w:t xml:space="preserve">A deadlock occurs when threads are waiting for locks that cannot be released, causing them to stop forever. </w:t>
+      </w:r>
+      <w:r>
+        <w:rPr>
+          <w:color w:val="000000" w:themeColor="text1"/>
+        </w:rPr>
+        <w:t>holding one lock and trying to acquire another lock, without releasing the already acquired lock can lead to a deadlock.</w:t>
       </w:r>
     </w:p>
     <w:p>
@@ -7762,17 +7701,21 @@
         <w:rPr>
           <w:color w:val="000000" w:themeColor="text1"/>
         </w:rPr>
-        <w:t xml:space="preserve">A task is a running instance of a coroutine managed by the event </w:t>
-      </w:r>
-      <w:proofErr w:type="spellStart"/>
+        <w:t>A task is a running instance of a coroutine managed by the event loop.</w:t>
+      </w:r>
+      <w:r>
+        <w:rPr>
+          <w:color w:val="000000" w:themeColor="text1"/>
+        </w:rPr>
+        <w:t xml:space="preserve"> </w:t>
+      </w:r>
       <w:proofErr w:type="gramStart"/>
       <w:r>
         <w:rPr>
           <w:color w:val="000000" w:themeColor="text1"/>
         </w:rPr>
-        <w:t>loop.A</w:t>
-      </w:r>
-      <w:proofErr w:type="spellEnd"/>
+        <w:t>A</w:t>
+      </w:r>
       <w:proofErr w:type="gramEnd"/>
       <w:r>
         <w:rPr>
@@ -22623,6 +22566,7 @@
   <w:style w:type="character" w:default="1" w:styleId="DefaultParagraphFont">
     <w:name w:val="Default Paragraph Font"/>
     <w:uiPriority w:val="1"/>
+    <w:semiHidden/>
     <w:unhideWhenUsed/>
   </w:style>
   <w:style w:type="table" w:default="1" w:styleId="TableNormal">

--- a/Parallel Systems/Exam perparation/Exam Questions with code.docx
+++ b/Parallel Systems/Exam perparation/Exam Questions with code.docx
@@ -7709,19 +7709,11 @@
         </w:rPr>
         <w:t xml:space="preserve"> </w:t>
       </w:r>
-      <w:proofErr w:type="gramStart"/>
-      <w:r>
-        <w:rPr>
-          <w:color w:val="000000" w:themeColor="text1"/>
-        </w:rPr>
-        <w:t>A</w:t>
-      </w:r>
-      <w:proofErr w:type="gramEnd"/>
-      <w:r>
-        <w:rPr>
-          <w:color w:val="000000" w:themeColor="text1"/>
-        </w:rPr>
-        <w:t xml:space="preserve"> coroutine contains the </w:t>
+      <w:r>
+        <w:rPr>
+          <w:color w:val="000000" w:themeColor="text1"/>
+        </w:rPr>
+        <w:t xml:space="preserve">A coroutine contains the </w:t>
       </w:r>
       <w:proofErr w:type="gramStart"/>
       <w:r>
@@ -11500,14 +11492,39 @@
           <w:szCs w:val="24"/>
         </w:rPr>
       </w:pPr>
-      <w:r>
-        <w:rPr>
-          <w:b/>
-          <w:bCs/>
-          <w:color w:val="000000" w:themeColor="text1"/>
-          <w:sz w:val="24"/>
-          <w:szCs w:val="24"/>
-        </w:rPr>
+    </w:p>
+    <w:p>
+      <w:pPr>
+        <w:jc w:val="both"/>
+        <w:rPr>
+          <w:b/>
+          <w:bCs/>
+          <w:color w:val="000000" w:themeColor="text1"/>
+          <w:sz w:val="24"/>
+          <w:szCs w:val="24"/>
+        </w:rPr>
+      </w:pPr>
+    </w:p>
+    <w:p>
+      <w:pPr>
+        <w:jc w:val="both"/>
+        <w:rPr>
+          <w:b/>
+          <w:bCs/>
+          <w:color w:val="000000" w:themeColor="text1"/>
+          <w:sz w:val="24"/>
+          <w:szCs w:val="24"/>
+        </w:rPr>
+      </w:pPr>
+      <w:r>
+        <w:rPr>
+          <w:b/>
+          <w:bCs/>
+          <w:color w:val="000000" w:themeColor="text1"/>
+          <w:sz w:val="24"/>
+          <w:szCs w:val="24"/>
+        </w:rPr>
+        <w:lastRenderedPageBreak/>
         <w:t>▪</w:t>
       </w:r>
       <w:r>
@@ -11564,7 +11581,6 @@
         <w:rPr>
           <w:color w:val="000000" w:themeColor="text1"/>
         </w:rPr>
-        <w:lastRenderedPageBreak/>
         <w:t xml:space="preserve">Cores can have independent fetch/decode units. </w:t>
       </w:r>
     </w:p>
